--- a/PM-04/pm04-final-project/evidence/Updating CSS for html doc.docx
+++ b/PM-04/pm04-final-project/evidence/Updating CSS for html doc.docx
@@ -215,7 +215,243 @@
         </w:drawing>
       </w:r>
     </w:p>
-    <w:p/>
+    <w:p>
+      <w:pPr>
+        <w:pStyle w:val="Heading2"/>
+        <w:jc w:val="center"/>
+      </w:pPr>
+      <w:r>
+        <w:t>Ryan Ward Changes 2026/10/18</w:t>
+      </w:r>
+    </w:p>
+    <w:p>
+      <w:pPr>
+        <w:pStyle w:val="Heading4"/>
+      </w:pPr>
+      <w:r>
+        <w:t>style.css</w:t>
+      </w:r>
+    </w:p>
+    <w:p>
+      <w:r>
+        <w:t>Added styling for ticket action buttons, priority-change reasons, resolution messages, ticket counts, and smaller screens.</w:t>
+      </w:r>
+    </w:p>
+    <w:p>
+      <w:r>
+        <w:rPr>
+          <w:noProof/>
+        </w:rPr>
+        <w:lastRenderedPageBreak/>
+        <w:drawing>
+          <wp:inline distT="0" distB="0" distL="0" distR="0" wp14:anchorId="6C65E56C" wp14:editId="540EFA21">
+            <wp:extent cx="5314950" cy="5057775"/>
+            <wp:effectExtent l="0" t="0" r="0" b="9525"/>
+            <wp:docPr id="1283747153" name="Picture 1" descr="The image depicts a webpage with a flexible display layout containing two buttons styled for a ticketing system, one for changing priority and one for resolving a ticket.&#10;&#10;AI-generated content may be incorrect."/>
+            <wp:cNvGraphicFramePr>
+              <a:graphicFrameLocks xmlns:a="http://schemas.openxmlformats.org/drawingml/2006/main" noChangeAspect="1"/>
+            </wp:cNvGraphicFramePr>
+            <a:graphic xmlns:a="http://schemas.openxmlformats.org/drawingml/2006/main">
+              <a:graphicData uri="http://schemas.openxmlformats.org/drawingml/2006/picture">
+                <pic:pic xmlns:pic="http://schemas.openxmlformats.org/drawingml/2006/picture">
+                  <pic:nvPicPr>
+                    <pic:cNvPr id="1283747153" name="Picture 1" descr="The image depicts a webpage with a flexible display layout containing two buttons styled for a ticketing system, one for changing priority and one for resolving a ticket.&#10;&#10;AI-generated content may be incorrect."/>
+                    <pic:cNvPicPr/>
+                  </pic:nvPicPr>
+                  <pic:blipFill>
+                    <a:blip r:embed="rId8"/>
+                    <a:stretch>
+                      <a:fillRect/>
+                    </a:stretch>
+                  </pic:blipFill>
+                  <pic:spPr>
+                    <a:xfrm>
+                      <a:off x="0" y="0"/>
+                      <a:ext cx="5314950" cy="5057775"/>
+                    </a:xfrm>
+                    <a:prstGeom prst="rect">
+                      <a:avLst/>
+                    </a:prstGeom>
+                  </pic:spPr>
+                </pic:pic>
+              </a:graphicData>
+            </a:graphic>
+          </wp:inline>
+        </w:drawing>
+      </w:r>
+    </w:p>
+    <w:p>
+      <w:r>
+        <w:rPr>
+          <w:noProof/>
+        </w:rPr>
+        <w:lastRenderedPageBreak/>
+        <w:drawing>
+          <wp:inline distT="0" distB="0" distL="0" distR="0" wp14:anchorId="129D116C" wp14:editId="0CFBD2E8">
+            <wp:extent cx="4029075" cy="5591175"/>
+            <wp:effectExtent l="0" t="0" r="9525" b="9525"/>
+            <wp:docPr id="1456765429" name="Picture 1" descr="Resolve ticket,&#10;&#10;AI-generated content may be incorrect."/>
+            <wp:cNvGraphicFramePr>
+              <a:graphicFrameLocks xmlns:a="http://schemas.openxmlformats.org/drawingml/2006/main" noChangeAspect="1"/>
+            </wp:cNvGraphicFramePr>
+            <a:graphic xmlns:a="http://schemas.openxmlformats.org/drawingml/2006/main">
+              <a:graphicData uri="http://schemas.openxmlformats.org/drawingml/2006/picture">
+                <pic:pic xmlns:pic="http://schemas.openxmlformats.org/drawingml/2006/picture">
+                  <pic:nvPicPr>
+                    <pic:cNvPr id="1456765429" name="Picture 1" descr="Resolve ticket,&#10;&#10;AI-generated content may be incorrect."/>
+                    <pic:cNvPicPr/>
+                  </pic:nvPicPr>
+                  <pic:blipFill>
+                    <a:blip r:embed="rId9"/>
+                    <a:stretch>
+                      <a:fillRect/>
+                    </a:stretch>
+                  </pic:blipFill>
+                  <pic:spPr>
+                    <a:xfrm>
+                      <a:off x="0" y="0"/>
+                      <a:ext cx="4029075" cy="5591175"/>
+                    </a:xfrm>
+                    <a:prstGeom prst="rect">
+                      <a:avLst/>
+                    </a:prstGeom>
+                  </pic:spPr>
+                </pic:pic>
+              </a:graphicData>
+            </a:graphic>
+          </wp:inline>
+        </w:drawing>
+      </w:r>
+    </w:p>
+    <w:p>
+      <w:r>
+        <w:rPr>
+          <w:noProof/>
+        </w:rPr>
+        <w:lastRenderedPageBreak/>
+        <w:drawing>
+          <wp:inline distT="0" distB="0" distL="0" distR="0" wp14:anchorId="7D50749F" wp14:editId="35E9C735">
+            <wp:extent cx="4695825" cy="6524625"/>
+            <wp:effectExtent l="0" t="0" r="9525" b="9525"/>
+            <wp:docPr id="259869654" name="Picture 1" descr="The image depicts a code snippet containing CSS styles for a webpage, including media queries for responsive design, background color, borders, padding, and box shadows for specific elements like '.priority-reason' and '.ticket-summary'.&#10;&#10;AI-generated content may be incorrect."/>
+            <wp:cNvGraphicFramePr>
+              <a:graphicFrameLocks xmlns:a="http://schemas.openxmlformats.org/drawingml/2006/main" noChangeAspect="1"/>
+            </wp:cNvGraphicFramePr>
+            <a:graphic xmlns:a="http://schemas.openxmlformats.org/drawingml/2006/main">
+              <a:graphicData uri="http://schemas.openxmlformats.org/drawingml/2006/picture">
+                <pic:pic xmlns:pic="http://schemas.openxmlformats.org/drawingml/2006/picture">
+                  <pic:nvPicPr>
+                    <pic:cNvPr id="259869654" name="Picture 1" descr="The image depicts a code snippet containing CSS styles for a webpage, including media queries for responsive design, background color, borders, padding, and box shadows for specific elements like '.priority-reason' and '.ticket-summary'.&#10;&#10;AI-generated content may be incorrect."/>
+                    <pic:cNvPicPr/>
+                  </pic:nvPicPr>
+                  <pic:blipFill>
+                    <a:blip r:embed="rId10"/>
+                    <a:stretch>
+                      <a:fillRect/>
+                    </a:stretch>
+                  </pic:blipFill>
+                  <pic:spPr>
+                    <a:xfrm>
+                      <a:off x="0" y="0"/>
+                      <a:ext cx="4695825" cy="6524625"/>
+                    </a:xfrm>
+                    <a:prstGeom prst="rect">
+                      <a:avLst/>
+                    </a:prstGeom>
+                  </pic:spPr>
+                </pic:pic>
+              </a:graphicData>
+            </a:graphic>
+          </wp:inline>
+        </w:drawing>
+      </w:r>
+    </w:p>
+    <w:p>
+      <w:r>
+        <w:rPr>
+          <w:noProof/>
+        </w:rPr>
+        <w:lastRenderedPageBreak/>
+        <w:drawing>
+          <wp:inline distT="0" distB="0" distL="0" distR="0" wp14:anchorId="5896F366" wp14:editId="13A8F07B">
+            <wp:extent cx="4419600" cy="3629025"/>
+            <wp:effectExtent l="0" t="0" r="0" b="9525"/>
+            <wp:docPr id="1520760165" name="Picture 1" descr="The image shows CSS code for styling two elements, `#openTicketCount` and `#resolvedTicketCount`, which display the number of open and resolved tickets respectively, with distinct colors and text alignment.&#10;&#10;AI-generated content may be incorrect."/>
+            <wp:cNvGraphicFramePr>
+              <a:graphicFrameLocks xmlns:a="http://schemas.openxmlformats.org/drawingml/2006/main" noChangeAspect="1"/>
+            </wp:cNvGraphicFramePr>
+            <a:graphic xmlns:a="http://schemas.openxmlformats.org/drawingml/2006/main">
+              <a:graphicData uri="http://schemas.openxmlformats.org/drawingml/2006/picture">
+                <pic:pic xmlns:pic="http://schemas.openxmlformats.org/drawingml/2006/picture">
+                  <pic:nvPicPr>
+                    <pic:cNvPr id="1520760165" name="Picture 1" descr="The image shows CSS code for styling two elements, `#openTicketCount` and `#resolvedTicketCount`, which display the number of open and resolved tickets respectively, with distinct colors and text alignment.&#10;&#10;AI-generated content may be incorrect."/>
+                    <pic:cNvPicPr/>
+                  </pic:nvPicPr>
+                  <pic:blipFill>
+                    <a:blip r:embed="rId11"/>
+                    <a:stretch>
+                      <a:fillRect/>
+                    </a:stretch>
+                  </pic:blipFill>
+                  <pic:spPr>
+                    <a:xfrm>
+                      <a:off x="0" y="0"/>
+                      <a:ext cx="4419600" cy="3629025"/>
+                    </a:xfrm>
+                    <a:prstGeom prst="rect">
+                      <a:avLst/>
+                    </a:prstGeom>
+                  </pic:spPr>
+                </pic:pic>
+              </a:graphicData>
+            </a:graphic>
+          </wp:inline>
+        </w:drawing>
+      </w:r>
+    </w:p>
+    <w:p>
+      <w:r>
+        <w:rPr>
+          <w:noProof/>
+        </w:rPr>
+        <w:lastRenderedPageBreak/>
+        <w:drawing>
+          <wp:inline distT="0" distB="0" distL="0" distR="0" wp14:anchorId="3D4F2FB6" wp14:editId="72C15EF7">
+            <wp:extent cx="2609850" cy="8572500"/>
+            <wp:effectExtent l="0" t="0" r="0" b="0"/>
+            <wp:docPr id="985906341" name="Picture 1" descr="The image displays a completed Resource Request Form with fields filled in, including contact information, request details, priority, status, and a summary of the request history.&#10;&#10;AI-generated content may be incorrect."/>
+            <wp:cNvGraphicFramePr>
+              <a:graphicFrameLocks xmlns:a="http://schemas.openxmlformats.org/drawingml/2006/main" noChangeAspect="1"/>
+            </wp:cNvGraphicFramePr>
+            <a:graphic xmlns:a="http://schemas.openxmlformats.org/drawingml/2006/main">
+              <a:graphicData uri="http://schemas.openxmlformats.org/drawingml/2006/picture">
+                <pic:pic xmlns:pic="http://schemas.openxmlformats.org/drawingml/2006/picture">
+                  <pic:nvPicPr>
+                    <pic:cNvPr id="985906341" name="Picture 1" descr="The image displays a completed Resource Request Form with fields filled in, including contact information, request details, priority, status, and a summary of the request history.&#10;&#10;AI-generated content may be incorrect."/>
+                    <pic:cNvPicPr/>
+                  </pic:nvPicPr>
+                  <pic:blipFill>
+                    <a:blip r:embed="rId12"/>
+                    <a:stretch>
+                      <a:fillRect/>
+                    </a:stretch>
+                  </pic:blipFill>
+                  <pic:spPr>
+                    <a:xfrm>
+                      <a:off x="0" y="0"/>
+                      <a:ext cx="2609850" cy="8572500"/>
+                    </a:xfrm>
+                    <a:prstGeom prst="rect">
+                      <a:avLst/>
+                    </a:prstGeom>
+                  </pic:spPr>
+                </pic:pic>
+              </a:graphicData>
+            </a:graphic>
+          </wp:inline>
+        </w:drawing>
+      </w:r>
+    </w:p>
     <w:sectPr>
       <w:pgSz w:w="11906" w:h="16838"/>
       <w:pgMar w:top="1440" w:right="1440" w:bottom="1440" w:left="1440" w:header="708" w:footer="708" w:gutter="0"/>
@@ -654,7 +890,6 @@
     <w:next w:val="Normal"/>
     <w:link w:val="Heading2Char"/>
     <w:uiPriority w:val="9"/>
-    <w:semiHidden/>
     <w:unhideWhenUsed/>
     <w:qFormat/>
     <w:rsid w:val="00F026C8"/>
@@ -677,7 +912,6 @@
     <w:next w:val="Normal"/>
     <w:link w:val="Heading3Char"/>
     <w:uiPriority w:val="9"/>
-    <w:semiHidden/>
     <w:unhideWhenUsed/>
     <w:qFormat/>
     <w:rsid w:val="00F026C8"/>
@@ -700,7 +934,6 @@
     <w:next w:val="Normal"/>
     <w:link w:val="Heading4Char"/>
     <w:uiPriority w:val="9"/>
-    <w:semiHidden/>
     <w:unhideWhenUsed/>
     <w:qFormat/>
     <w:rsid w:val="00F026C8"/>
@@ -829,7 +1062,6 @@
   <w:style w:type="character" w:default="1" w:styleId="DefaultParagraphFont">
     <w:name w:val="Default Paragraph Font"/>
     <w:uiPriority w:val="1"/>
-    <w:semiHidden/>
     <w:unhideWhenUsed/>
   </w:style>
   <w:style w:type="table" w:default="1" w:styleId="TableNormal">
@@ -871,7 +1103,6 @@
     <w:basedOn w:val="DefaultParagraphFont"/>
     <w:link w:val="Heading2"/>
     <w:uiPriority w:val="9"/>
-    <w:semiHidden/>
     <w:rsid w:val="00F026C8"/>
     <w:rPr>
       <w:rFonts w:asciiTheme="majorHAnsi" w:eastAsiaTheme="majorEastAsia" w:hAnsiTheme="majorHAnsi" w:cstheme="majorBidi"/>
@@ -885,7 +1116,6 @@
     <w:basedOn w:val="DefaultParagraphFont"/>
     <w:link w:val="Heading3"/>
     <w:uiPriority w:val="9"/>
-    <w:semiHidden/>
     <w:rsid w:val="00F026C8"/>
     <w:rPr>
       <w:rFonts w:eastAsiaTheme="majorEastAsia" w:cstheme="majorBidi"/>
@@ -899,7 +1129,6 @@
     <w:basedOn w:val="DefaultParagraphFont"/>
     <w:link w:val="Heading4"/>
     <w:uiPriority w:val="9"/>
-    <w:semiHidden/>
     <w:rsid w:val="00F026C8"/>
     <w:rPr>
       <w:rFonts w:eastAsiaTheme="majorEastAsia" w:cstheme="majorBidi"/>
